--- a/特殊专长.docx
+++ b/特殊专长.docx
@@ -1,6 +1,6 @@
 
 <file path=word/document.xml><?xml version="1.0" encoding="utf-8"?>
-<w:document xmlns:wpc="http://schemas.microsoft.com/office/word/2010/wordprocessingCanvas" xmlns:mc="http://schemas.openxmlformats.org/markup-compatibility/2006" xmlns:o="urn:schemas-microsoft-com:office:office" xmlns:r="http://schemas.openxmlformats.org/officeDocument/2006/relationships" xmlns:m="http://schemas.openxmlformats.org/officeDocument/2006/math" xmlns:v="urn:schemas-microsoft-com:vml" xmlns:wp14="http://schemas.microsoft.com/office/word/2010/wordprocessingDrawing" xmlns:wp="http://schemas.openxmlformats.org/drawingml/2006/wordprocessingDrawing" xmlns:w="http://schemas.openxmlformats.org/wordprocessingml/2006/main" xmlns:w14="http://schemas.microsoft.com/office/word/2010/wordml" xmlns:w10="urn:schemas-microsoft-com:office:word" xmlns:w15="http://schemas.microsoft.com/office/word/2012/wordml" xmlns:wpg="http://schemas.microsoft.com/office/word/2010/wordprocessingGroup" xmlns:wpi="http://schemas.microsoft.com/office/word/2010/wordprocessingInk" xmlns:wne="http://schemas.microsoft.com/office/word/2006/wordml" xmlns:wps="http://schemas.microsoft.com/office/word/2010/wordprocessingShape" xmlns:wpsCustomData="http://www.wps.cn/officeDocument/2013/wpsCustomData" mc:Ignorable="w14 w15 wp14">
+<w:document xmlns:wpc="http://schemas.microsoft.com/office/word/2010/wordprocessingCanvas" xmlns:cx="http://schemas.microsoft.com/office/drawing/2014/chartex" xmlns:cx1="http://schemas.microsoft.com/office/drawing/2015/9/8/chartex" xmlns:cx2="http://schemas.microsoft.com/office/drawing/2015/10/21/chartex" xmlns:cx3="http://schemas.microsoft.com/office/drawing/2016/5/9/chartex" xmlns:cx4="http://schemas.microsoft.com/office/drawing/2016/5/10/chartex" xmlns:cx5="http://schemas.microsoft.com/office/drawing/2016/5/11/chartex" xmlns:cx6="http://schemas.microsoft.com/office/drawing/2016/5/12/chartex" xmlns:cx7="http://schemas.microsoft.com/office/drawing/2016/5/13/chartex" xmlns:cx8="http://schemas.microsoft.com/office/drawing/2016/5/14/chartex" xmlns:mc="http://schemas.openxmlformats.org/markup-compatibility/2006" xmlns:o="urn:schemas-microsoft-com:office:office" xmlns:r="http://schemas.openxmlformats.org/officeDocument/2006/relationships" xmlns:m="http://schemas.openxmlformats.org/officeDocument/2006/math" xmlns:v="urn:schemas-microsoft-com:vml" xmlns:wp14="http://schemas.microsoft.com/office/word/2010/wordprocessingDrawing" xmlns:wp="http://schemas.openxmlformats.org/drawingml/2006/wordprocessingDrawing" xmlns:w="http://schemas.openxmlformats.org/wordprocessingml/2006/main" xmlns:w14="http://schemas.microsoft.com/office/word/2010/wordml" xmlns:w10="urn:schemas-microsoft-com:office:word" xmlns:w15="http://schemas.microsoft.com/office/word/2012/wordml" xmlns:wpg="http://schemas.microsoft.com/office/word/2010/wordprocessingGroup" xmlns:wpi="http://schemas.microsoft.com/office/word/2010/wordprocessingInk" xmlns:wne="http://schemas.microsoft.com/office/word/2006/wordml" xmlns:wps="http://schemas.microsoft.com/office/word/2010/wordprocessingShape" xmlns:wpsCustomData="http://www.wps.cn/officeDocument/2013/wpsCustomData" mc:Ignorable="w14 w15 wp14">
   <w:body>
     <w:p>
       <w:pPr>
@@ -2713,7 +2713,7 @@
       <w:pPr>
         <w:jc w:val="left"/>
         <w:rPr>
-          <w:rFonts w:ascii="楷体" w:hAnsi="楷体" w:eastAsia="楷体" w:cs="楷体"/>
+          <w:rFonts w:hint="eastAsia" w:ascii="楷体" w:hAnsi="楷体" w:eastAsia="楷体" w:cs="楷体"/>
           <w:sz w:val="30"/>
           <w:szCs w:val="30"/>
         </w:rPr>
@@ -2731,6 +2731,26 @@
       <w:pPr>
         <w:jc w:val="left"/>
         <w:rPr>
+          <w:rFonts w:hint="default" w:ascii="楷体" w:hAnsi="楷体" w:eastAsia="楷体" w:cs="楷体"/>
+          <w:sz w:val="30"/>
+          <w:szCs w:val="30"/>
+          <w:lang w:val="en-US" w:eastAsia="zh-CN"/>
+        </w:rPr>
+      </w:pPr>
+      <w:r>
+        <w:rPr>
+          <w:rFonts w:hint="eastAsia" w:ascii="楷体" w:hAnsi="楷体" w:eastAsia="楷体" w:cs="楷体"/>
+          <w:sz w:val="30"/>
+          <w:szCs w:val="30"/>
+          <w:lang w:val="en-US" w:eastAsia="zh-CN"/>
+        </w:rPr>
+        <w:t>你的双持武器可以在攻击命中检定失败后进行重掷，这个效果如同双手武器的重掷效果。</w:t>
+      </w:r>
+    </w:p>
+    <w:p>
+      <w:pPr>
+        <w:jc w:val="left"/>
+        <w:rPr>
           <w:rFonts w:ascii="楷体" w:hAnsi="楷体" w:eastAsia="楷体" w:cs="楷体"/>
           <w:sz w:val="30"/>
           <w:szCs w:val="30"/>
@@ -3492,7 +3512,50 @@
           <w:sz w:val="30"/>
           <w:szCs w:val="30"/>
         </w:rPr>
-        <w:t>你可以从蛮斗士、战士、猎人、游荡者或武僧的天赋树列表中免费选择共计两项战技加入你的技能列表并获得这项技能所需求的对应机制，你所选择的技能不能超过第三阶天赋树，这些技能原先所需要的、随着对应职业等级提升解锁的能力改为随着你的主职业等级提升进行解锁。</w:t>
+        <w:t>你可以从蛮斗士、战士、猎人、游荡者</w:t>
+      </w:r>
+      <w:r>
+        <w:rPr>
+          <w:rFonts w:hint="eastAsia" w:ascii="楷体" w:hAnsi="楷体" w:eastAsia="楷体" w:cs="楷体"/>
+          <w:sz w:val="30"/>
+          <w:szCs w:val="30"/>
+          <w:lang w:eastAsia="zh-CN"/>
+        </w:rPr>
+        <w:t>、</w:t>
+      </w:r>
+      <w:r>
+        <w:rPr>
+          <w:rFonts w:hint="eastAsia" w:ascii="楷体" w:hAnsi="楷体" w:eastAsia="楷体" w:cs="楷体"/>
+          <w:sz w:val="30"/>
+          <w:szCs w:val="30"/>
+        </w:rPr>
+        <w:t>武僧</w:t>
+      </w:r>
+      <w:r>
+        <w:rPr>
+          <w:rFonts w:hint="eastAsia" w:ascii="楷体" w:hAnsi="楷体" w:eastAsia="楷体" w:cs="楷体"/>
+          <w:sz w:val="30"/>
+          <w:szCs w:val="30"/>
+          <w:lang w:eastAsia="zh-CN"/>
+        </w:rPr>
+        <w:t>、</w:t>
+      </w:r>
+      <w:r>
+        <w:rPr>
+          <w:rFonts w:hint="eastAsia" w:ascii="楷体" w:hAnsi="楷体" w:eastAsia="楷体" w:cs="楷体"/>
+          <w:sz w:val="30"/>
+          <w:szCs w:val="30"/>
+          <w:lang w:val="en-US" w:eastAsia="zh-CN"/>
+        </w:rPr>
+        <w:t>守望者或战舞者</w:t>
+      </w:r>
+      <w:r>
+        <w:rPr>
+          <w:rFonts w:hint="eastAsia" w:ascii="楷体" w:hAnsi="楷体" w:eastAsia="楷体" w:cs="楷体"/>
+          <w:sz w:val="30"/>
+          <w:szCs w:val="30"/>
+        </w:rPr>
+        <w:t>的天赋树列表中免费选择共计两项战技加入你的技能列表并获得这项技能所需求的对应机制，你所选择的技能不能超过第三阶天赋树，这些技能原先所需要的、随着对应职业等级提升解锁的能力改为随着你的主职业等级提升进行解锁。</w:t>
       </w:r>
     </w:p>
     <w:p>
@@ -3614,7 +3677,41 @@
           <w:sz w:val="30"/>
           <w:szCs w:val="30"/>
         </w:rPr>
-        <w:t>你可以从法师、德鲁伊、吟游诗人或魔契师的天赋树列表中免费选择共计两项法术或戏法加入你的技能列表并获得这项技能所需求的对应机制，你所选择的技能不能超过第三阶天赋树，这些技能原先所需要的、随着对应职业等级提升解锁的能力改为随着你的主职业等级提升进行解锁。</w:t>
+        <w:t>你可以从法师、德鲁伊、吟游诗人</w:t>
+      </w:r>
+      <w:r>
+        <w:rPr>
+          <w:rFonts w:hint="eastAsia" w:ascii="楷体" w:hAnsi="楷体" w:eastAsia="楷体" w:cs="楷体"/>
+          <w:sz w:val="30"/>
+          <w:szCs w:val="30"/>
+          <w:lang w:eastAsia="zh-CN"/>
+        </w:rPr>
+        <w:t>、</w:t>
+      </w:r>
+      <w:r>
+        <w:rPr>
+          <w:rFonts w:hint="eastAsia" w:ascii="楷体" w:hAnsi="楷体" w:eastAsia="楷体" w:cs="楷体"/>
+          <w:sz w:val="30"/>
+          <w:szCs w:val="30"/>
+        </w:rPr>
+        <w:t>魔契师</w:t>
+      </w:r>
+      <w:r>
+        <w:rPr>
+          <w:rFonts w:hint="eastAsia" w:ascii="楷体" w:hAnsi="楷体" w:eastAsia="楷体" w:cs="楷体"/>
+          <w:sz w:val="30"/>
+          <w:szCs w:val="30"/>
+          <w:lang w:val="en-US" w:eastAsia="zh-CN"/>
+        </w:rPr>
+        <w:t>或召唤师</w:t>
+      </w:r>
+      <w:r>
+        <w:rPr>
+          <w:rFonts w:hint="eastAsia" w:ascii="楷体" w:hAnsi="楷体" w:eastAsia="楷体" w:cs="楷体"/>
+          <w:sz w:val="30"/>
+          <w:szCs w:val="30"/>
+        </w:rPr>
+        <w:t>的天赋树列表中免费选择共计两项法术或戏法加入你的技能列表并获得这项技能所需求的对应机制，你所选择的技能不能超过第三阶天赋树，这些技能原先所需要的、随着对应职业等级提升解锁的能力改为随着你的主职业等级提升进行解锁。</w:t>
       </w:r>
     </w:p>
     <w:p>
@@ -4455,31 +4552,7 @@
           <w:szCs w:val="30"/>
           <w:lang w:val="en-US" w:eastAsia="zh-CN"/>
         </w:rPr>
-        <w:t>掷两颗D100骰从特殊专长池中随机获得两项特殊专长，如果掷出相同点数则惊喜重掷。</w:t>
-      </w:r>
-    </w:p>
-    <w:p>
-      <w:pPr>
-        <w:jc w:val="left"/>
-        <w:rPr>
-          <w:rFonts w:hint="eastAsia" w:ascii="楷体" w:hAnsi="楷体" w:eastAsia="楷体" w:cs="楷体"/>
-          <w:b w:val="0"/>
-          <w:bCs w:val="0"/>
-          <w:sz w:val="30"/>
-          <w:szCs w:val="30"/>
-          <w:lang w:val="en-US" w:eastAsia="zh-CN"/>
-        </w:rPr>
-      </w:pPr>
-      <w:r>
-        <w:rPr>
-          <w:rFonts w:hint="eastAsia" w:ascii="楷体" w:hAnsi="楷体" w:eastAsia="楷体" w:cs="楷体"/>
-          <w:b w:val="0"/>
-          <w:bCs w:val="0"/>
-          <w:sz w:val="30"/>
-          <w:szCs w:val="30"/>
-          <w:lang w:val="en-US" w:eastAsia="zh-CN"/>
-        </w:rPr>
-        <w:t>通过双倍惊喜掷出的其中一个特殊专长会占用你的特殊专长槽位。</w:t>
+        <w:t>掷两颗D100骰从特殊专长池中随机获得两项特殊专长，如果掷出相同点数则可以从特殊专长池中直接挑选任意专长。</w:t>
       </w:r>
     </w:p>
     <w:p>
@@ -4503,6 +4576,54 @@
           <w:szCs w:val="30"/>
           <w:lang w:val="en-US" w:eastAsia="zh-CN"/>
         </w:rPr>
+        <w:t>你获得的第二项特殊专长会占用你下一次等级提升时的特殊专长槽位（即4级时选择双倍惊喜会导致你在主职业等级8级时跳过等级提升获得特殊专长的机会，8级选择时选择双倍惊喜会导致你在主职业等级13级时跳过等级提升获得特殊专长的机会，你不能在主职业等级13级时选择双倍惊喜）。</w:t>
+      </w:r>
+    </w:p>
+    <w:p>
+      <w:pPr>
+        <w:jc w:val="left"/>
+        <w:rPr>
+          <w:rFonts w:hint="eastAsia" w:ascii="楷体" w:hAnsi="楷体" w:eastAsia="楷体" w:cs="楷体"/>
+          <w:b w:val="0"/>
+          <w:bCs w:val="0"/>
+          <w:sz w:val="30"/>
+          <w:szCs w:val="30"/>
+          <w:lang w:val="en-US" w:eastAsia="zh-CN"/>
+        </w:rPr>
+      </w:pPr>
+      <w:r>
+        <w:rPr>
+          <w:rFonts w:hint="eastAsia" w:ascii="楷体" w:hAnsi="楷体" w:eastAsia="楷体" w:cs="楷体"/>
+          <w:b w:val="0"/>
+          <w:bCs w:val="0"/>
+          <w:sz w:val="30"/>
+          <w:szCs w:val="30"/>
+          <w:lang w:val="en-US" w:eastAsia="zh-CN"/>
+        </w:rPr>
+        <w:t>你可以在确定最终结果前选择重掷一颗双倍惊喜的D100骰，你必须接受重掷的结果。</w:t>
+      </w:r>
+    </w:p>
+    <w:p>
+      <w:pPr>
+        <w:jc w:val="left"/>
+        <w:rPr>
+          <w:rFonts w:hint="default" w:ascii="楷体" w:hAnsi="楷体" w:eastAsia="楷体" w:cs="楷体"/>
+          <w:b w:val="0"/>
+          <w:bCs w:val="0"/>
+          <w:sz w:val="30"/>
+          <w:szCs w:val="30"/>
+          <w:lang w:val="en-US" w:eastAsia="zh-CN"/>
+        </w:rPr>
+      </w:pPr>
+      <w:r>
+        <w:rPr>
+          <w:rFonts w:hint="eastAsia" w:ascii="楷体" w:hAnsi="楷体" w:eastAsia="楷体" w:cs="楷体"/>
+          <w:b w:val="0"/>
+          <w:bCs w:val="0"/>
+          <w:sz w:val="30"/>
+          <w:szCs w:val="30"/>
+          <w:lang w:val="en-US" w:eastAsia="zh-CN"/>
+        </w:rPr>
         <w:t>这个特殊专长无法通过任何方式修改、覆盖或替换。</w:t>
       </w:r>
     </w:p>
@@ -8618,6 +8739,17 @@
           <w:lang w:val="en-US" w:eastAsia="zh-CN"/>
         </w:rPr>
       </w:pPr>
+      <w:r>
+        <w:rPr>
+          <w:rFonts w:hint="eastAsia" w:asciiTheme="majorEastAsia" w:hAnsiTheme="majorEastAsia" w:eastAsiaTheme="majorEastAsia" w:cstheme="majorEastAsia"/>
+          <w:b/>
+          <w:bCs/>
+          <w:sz w:val="30"/>
+          <w:szCs w:val="30"/>
+          <w:lang w:val="en-US" w:eastAsia="zh-CN"/>
+        </w:rPr>
+        <w:br w:type="textWrapping"/>
+      </w:r>
       <w:r>
         <w:rPr>
           <w:rFonts w:hint="eastAsia" w:asciiTheme="majorEastAsia" w:hAnsiTheme="majorEastAsia" w:eastAsiaTheme="majorEastAsia" w:cstheme="majorEastAsia"/>
@@ -10749,8 +10881,6 @@
         </w:rPr>
         <w:t>。</w:t>
       </w:r>
-      <w:bookmarkStart w:id="0" w:name="_GoBack"/>
-      <w:bookmarkEnd w:id="0"/>
     </w:p>
     <w:p>
       <w:pPr>
@@ -13062,6 +13192,19 @@
           <w:lang w:val="en-US" w:eastAsia="zh-CN"/>
         </w:rPr>
       </w:pPr>
+    </w:p>
+    <w:p>
+      <w:pPr>
+        <w:jc w:val="left"/>
+        <w:rPr>
+          <w:rFonts w:hint="eastAsia" w:asciiTheme="majorEastAsia" w:hAnsiTheme="majorEastAsia" w:eastAsiaTheme="majorEastAsia" w:cstheme="majorEastAsia"/>
+          <w:b/>
+          <w:bCs/>
+          <w:sz w:val="30"/>
+          <w:szCs w:val="30"/>
+          <w:lang w:val="en-US" w:eastAsia="zh-CN"/>
+        </w:rPr>
+      </w:pPr>
       <w:r>
         <w:rPr>
           <w:rFonts w:hint="eastAsia" w:asciiTheme="majorEastAsia" w:hAnsiTheme="majorEastAsia" w:eastAsiaTheme="majorEastAsia" w:cstheme="majorEastAsia"/>
@@ -18162,7 +18305,27 @@
           <w:szCs w:val="30"/>
           <w:lang w:val="en-US" w:eastAsia="zh-CN"/>
         </w:rPr>
-        <w:t>当你进行一次事件检定并且掷出005及更低点数时，会将你和团队中自愿的角色立即传送到另一个异位面，你们将会在48个小时（斯诺德时制）后被传送回本位面的原先位置。</w:t>
+        <w:t>当你进行一次事件检定并且掷出005及更低点数时，会将你和团队中自愿的角色立即传送到另一个异位面，你们将会在48个小时（斯诺德时制）后被传送回本位面的原先位置，这个效果在每</w:t>
+      </w:r>
+      <w:bookmarkStart w:id="0" w:name="_GoBack"/>
+      <w:r>
+        <w:rPr>
+          <w:rFonts w:hint="eastAsia" w:ascii="楷体" w:hAnsi="楷体" w:eastAsia="楷体" w:cs="楷体"/>
+          <w:sz w:val="30"/>
+          <w:szCs w:val="30"/>
+          <w:lang w:val="en-US" w:eastAsia="zh-CN"/>
+        </w:rPr>
+        <w:t>个</w:t>
+      </w:r>
+      <w:bookmarkEnd w:id="0"/>
+      <w:r>
+        <w:rPr>
+          <w:rFonts w:hint="eastAsia" w:ascii="楷体" w:hAnsi="楷体" w:eastAsia="楷体" w:cs="楷体"/>
+          <w:sz w:val="30"/>
+          <w:szCs w:val="30"/>
+          <w:lang w:val="en-US" w:eastAsia="zh-CN"/>
+        </w:rPr>
+        <w:t>冒险故事中仅能够触发一次。</w:t>
       </w:r>
     </w:p>
     <w:p>
